--- a/Reporte_Entrega2.docx
+++ b/Reporte_Entrega2.docx
@@ -115,7 +115,7 @@
           <w:i w:val="0"/>
           <w:sz w:val="22"/>
         </w:rPr>
-        <w:t>Stevan Castro</w:t>
+        <w:t>Sergio Ballesteros</w:t>
       </w:r>
     </w:p>
     <w:p>
@@ -129,7 +129,7 @@
           <w:i w:val="0"/>
           <w:sz w:val="22"/>
         </w:rPr>
-        <w:t>Juan Mauricio Ramirez</w:t>
+        <w:t>Stevan Ramirez</w:t>
       </w:r>
     </w:p>
     <w:p>
@@ -143,7 +143,21 @@
           <w:i w:val="0"/>
           <w:sz w:val="22"/>
         </w:rPr>
-        <w:t>Nilara Vega</w:t>
+        <w:t>Nicolas Lara</w:t>
+      </w:r>
+    </w:p>
+    <w:p>
+      <w:pPr>
+        <w:jc w:val="center"/>
+      </w:pPr>
+      <w:r>
+        <w:rPr>
+          <w:rFonts w:ascii="Calibri" w:hAnsi="Calibri"/>
+          <w:b w:val="0"/>
+          <w:i w:val="0"/>
+          <w:sz w:val="22"/>
+        </w:rPr>
+        <w:t>Mauricio Rodriguez</w:t>
       </w:r>
     </w:p>
     <w:p/>
@@ -366,7 +380,7 @@
           <w:i w:val="0"/>
           <w:sz w:val="22"/>
         </w:rPr>
-        <w:t>El pipeline parte de los archivos SIVIGILA crudos y produce el panel de features en dos etapas. La primera (build_panel.py) consolida los registros diarios en conteos mensuales por municipio, completa el panel con ceros para municipio-mes sin casos, y excluye registros con lugar de ocurrencia exterior o desconocido. La segunda etapa (build_features.py) calcula 28 predictoras: lags de 1, 2, 3, 4 y 6 meses y promedios móviles de tres meses para casos_clasico y casos_grave; lags de temperatura y precipitación (actualmente nulos); componentes trigonométricas de estacionalidad (mes_sin, mes_cos); y variables del canal endémico (p25, p75, zona_canal_lag1, es_endemico, brote_lag_1). La variable objetivo es brote, definida como casos_clasico &gt; p75 en ese mes.</w:t>
+        <w:t>El pipeline parte de los archivos SIVIGILA crudos y produce el panel de features en dos etapas. La primera (build_panel.py) consolida los registros diarios en conteos mensuales por municipio, completa el panel con ceros para municipio-mes sin casos, y excluye registros con lugar de ocurrencia exterior o desconocido. La segunda etapa (build_features.py) calcula 28 predictoras organizadas en cuatro grupos. El primero son lags de 1, 2, 3, 4 y 6 meses y promedios móviles de tres meses para casos_clasico y casos_grave. El segundo son lags equivalentes para temperatura media y precipitación, actualmente nulos a la espera del dataset climático. El tercero son componentes trigonométricas de estacionalidad (mes_sin, mes_cos). El cuarto son variables del canal endémico (p25, p75, zona_canal_lag1, es_endemico, brote_lag_1). La variable objetivo es brote, definida como casos_clasico &gt; p75 en ese mes.</w:t>
       </w:r>
     </w:p>
     <w:p>
@@ -1512,7 +1526,7 @@
           <w:i/>
           <w:sz w:val="18"/>
         </w:rPr>
-        <w:t>Figura 4. Porcentaje de inicios de brote (es_inicio=1) detectados por cada modelo con su umbral óptimo sobre el conjunto de prueba 2024-2025. La línea naranja marca el 18% de la práctica actual (canal endémico).</w:t>
+        <w:t>Figura 4. Porcentaje de meses de inicio de brote (es_inicio=1) detectados por XGBoost y LightGBM (modelos de mayor desempeño) frente al canal endémico y la persistencia (métodos de referencia). Conjunto de prueba 2024-2025.</w:t>
       </w:r>
     </w:p>
     <w:p>
@@ -1685,7 +1699,7 @@
           <w:i w:val="0"/>
           <w:sz w:val="22"/>
         </w:rPr>
-        <w:t>Las principales limitaciones son la ausencia de datos climáticos, que podrían extender el horizonte de anticipación; la cobertura limitada al piloto de dos municipios; y la granularidad mensual, que impide capturar dinámicas intra-mensuales relevantes para la activación de respuestas inmediatas. El período de prueba 2024-2025 presentó una tasa de brote del 43%, notablemente superior al histórico (14-23%), lo que indica un año epidémico severo en Colombia y puede sesgar al alza las métricas de prueba frente a años más típicos.</w:t>
+        <w:t>Las principales limitaciones son la ausencia de datos climáticos, que podrían extender el horizonte de anticipación. La cobertura está limitada al piloto de dos municipios y la granularidad mensual impide capturar dinámicas intra-mensuales relevantes para la activación de respuestas inmediatas. El período de prueba 2024-2025 presentó una tasa de brote del 43%, notablemente superior al histórico (14-23%), lo que indica un año epidémico severo en Colombia y puede sesgar al alza las métricas de prueba frente a años más típicos.</w:t>
       </w:r>
     </w:p>
     <w:p>
@@ -1701,89 +1715,6 @@
           <w:sz w:val="28"/>
         </w:rPr>
         <w:t>5. Reporte de trabajo en equipo</w:t>
-      </w:r>
-    </w:p>
-    <w:p>
-      <w:pPr>
-        <w:spacing w:after="120" w:before="0"/>
-      </w:pPr>
-      <w:r>
-        <w:rPr>
-          <w:rFonts w:ascii="Calibri" w:hAnsi="Calibri"/>
-          <w:b w:val="0"/>
-          <w:i w:val="0"/>
-          <w:sz w:val="22"/>
-        </w:rPr>
-        <w:t>El trabajo de la Entrega 2 se distribuyó de la siguiente forma entre los integrantes del Grupo 11:</w:t>
-      </w:r>
-    </w:p>
-    <w:p>
-      <w:pPr>
-        <w:spacing w:after="100" w:before="40"/>
-      </w:pPr>
-      <w:r>
-        <w:rPr>
-          <w:rFonts w:ascii="Calibri" w:hAnsi="Calibri"/>
-          <w:b/>
-          <w:i w:val="0"/>
-          <w:sz w:val="22"/>
-        </w:rPr>
-        <w:t xml:space="preserve">Stevan Castro: </w:t>
-      </w:r>
-      <w:r>
-        <w:rPr>
-          <w:rFonts w:ascii="Calibri" w:hAnsi="Calibri"/>
-          <w:b w:val="0"/>
-          <w:i w:val="0"/>
-          <w:sz w:val="22"/>
-        </w:rPr>
-        <w:t>Análisis del cambio de clasificación OMS y decisión de cambio de objetivo; implementación del pipeline de características (build_panel.py, build_features.py); corrección del bug de promedios móviles y la filtración de datos futuros en CV; análisis de baselines incluyendo es_inicio; configuración del servidor MLflow en EC2 y registro de todos los experimentos del equipo.</w:t>
-      </w:r>
-    </w:p>
-    <w:p>
-      <w:pPr>
-        <w:spacing w:after="100" w:before="40"/>
-      </w:pPr>
-      <w:r>
-        <w:rPr>
-          <w:rFonts w:ascii="Calibri" w:hAnsi="Calibri"/>
-          <w:b/>
-          <w:i w:val="0"/>
-          <w:sz w:val="22"/>
-        </w:rPr>
-        <w:t xml:space="preserve">Juan Mauricio Ramirez: </w:t>
-      </w:r>
-      <w:r>
-        <w:rPr>
-          <w:rFonts w:ascii="Calibri" w:hAnsi="Calibri"/>
-          <w:b w:val="0"/>
-          <w:i w:val="0"/>
-          <w:sz w:val="22"/>
-        </w:rPr>
-        <w:t>Diseño e implementación del tablero de predicciones en Plotly Dash; integración con el servidor MLflow para carga dinámica del modelo desde el registro de modelos; despliegue del tablero en la instancia EC2.</w:t>
-      </w:r>
-    </w:p>
-    <w:p>
-      <w:pPr>
-        <w:spacing w:after="100" w:before="40"/>
-      </w:pPr>
-      <w:r>
-        <w:rPr>
-          <w:rFonts w:ascii="Calibri" w:hAnsi="Calibri"/>
-          <w:b/>
-          <w:i w:val="0"/>
-          <w:sz w:val="22"/>
-        </w:rPr>
-        <w:t xml:space="preserve">Nilara Vega: </w:t>
-      </w:r>
-      <w:r>
-        <w:rPr>
-          <w:rFonts w:ascii="Calibri" w:hAnsi="Calibri"/>
-          <w:b w:val="0"/>
-          <w:i w:val="0"/>
-          <w:sz w:val="22"/>
-        </w:rPr>
-        <w:t>Entrenamiento y evaluación de los cinco modelos (XGBoost, LightGBM, Random Forest, Regresión Logística, GAM); evaluación específica de detección de inicios de brote (es_inicio); generación de figuras de análisis; redacción del reporte; integración de todos los scripts de entrenamiento con MLflow (MLproject, registro de modelos).</w:t>
       </w:r>
     </w:p>
     <w:sectPr>

--- a/Reporte_Entrega2.docx
+++ b/Reporte_Entrega2.docx
@@ -74,7 +74,7 @@
           <w:i w:val="0"/>
           <w:sz w:val="24"/>
         </w:rPr>
-        <w:t>Proyecto MAIA — Procesamiento y Despliegue de Soluciones</w:t>
+        <w:t>Proyecto de Desarrollo de Soluciones — MAIA</w:t>
       </w:r>
     </w:p>
     <w:p>

--- a/Reporte_Entrega2.docx
+++ b/Reporte_Entrega2.docx
@@ -380,7 +380,7 @@
           <w:i w:val="0"/>
           <w:sz w:val="22"/>
         </w:rPr>
-        <w:t>El pipeline parte de los archivos SIVIGILA crudos y produce el panel de features en dos etapas. La primera (build_panel.py) consolida los registros diarios en conteos mensuales por municipio, completa el panel con ceros para municipio-mes sin casos, y excluye registros con lugar de ocurrencia exterior o desconocido. La segunda etapa (build_features.py) calcula 28 predictoras organizadas en cuatro grupos. El primero son lags de 1, 2, 3, 4 y 6 meses y promedios móviles de tres meses para casos_clasico y casos_grave. El segundo son lags equivalentes para temperatura media y precipitación, actualmente nulos a la espera del dataset climático. El tercero son componentes trigonométricas de estacionalidad (mes_sin, mes_cos). El cuarto son variables del canal endémico (p25, p75, zona_canal_lag1, es_endemico, brote_lag_1). La variable objetivo es brote, definida como casos_clasico &gt; p75 en ese mes.</w:t>
+        <w:t>El pipeline parte de los archivos SIVIGILA crudos y produce el panel de features en dos etapas. La primera (build_panel.py) consolida los registros diarios en conteos mensuales por municipio, completa el panel con ceros para municipio-mes sin casos, y excluye registros con lugar de ocurrencia exterior o desconocido. La segunda etapa (build_features.py) calcula 28 predictoras organizadas en cuatro grupos. El primero son lags de 1, 2, 3, 4 y 6 meses y promedios móviles de tres meses para casos_clasico y casos_grave. El segundo son variables climáticas ERA5+CHIRPS (temperatura, precipitación, rocío, radiación solar, humedad del suelo) con cobertura del 96.3%, incluyendo lags de 1 a 3 meses para temperatura y precipitación. El tercero son componentes trigonométricas de estacionalidad (mes_sin, mes_cos). El cuarto son variables del canal endémico (p25, p75, zona_canal, zona_objetivo, sir, es_endemico, brote, brote_lag_1). La variable objetivo es la función de predicción objetivo, definida como si habrá brote (casos_clasico &gt; p75) en el mes t+1.</w:t>
       </w:r>
     </w:p>
     <w:p>
@@ -597,7 +597,7 @@
           <w:i w:val="0"/>
           <w:sz w:val="22"/>
         </w:rPr>
-        <w:t>XGBoost: clasificador de gradient boosting con 400 estimadores, profundidad máxima 6, learning rate 0,05 y scale_pos_weight 5,42 para el desbalance de clases. Early stopping en 30 rondas sobre AUCPR determinó 93 iteraciones óptimas. Umbral calibrado en 0.61 maximizando F1 en validación.</w:t>
+        <w:t>XGBoost: clasificador de gradient boosting con 400 estimadores, profundidad máxima 6, learning rate 0,05 y scale_pos_weight 5,42 para el desbalance de clases. Early stopping en 30 rondas sobre AUCPR determinó 109 iteraciones óptimas. Umbral calibrado en 0.61 maximizando F1 en validación.</w:t>
       </w:r>
     </w:p>
     <w:p>
@@ -896,7 +896,7 @@
                 <w:rFonts w:ascii="Calibri" w:hAnsi="Calibri"/>
                 <w:sz w:val="20"/>
               </w:rPr>
-              <w:t>0.8962</w:t>
+              <w:t>0.9000</w:t>
             </w:r>
           </w:p>
         </w:tc>
@@ -911,7 +911,7 @@
                 <w:rFonts w:ascii="Calibri" w:hAnsi="Calibri"/>
                 <w:sz w:val="20"/>
               </w:rPr>
-              <w:t>0.8860</w:t>
+              <w:t>0.8821</w:t>
             </w:r>
           </w:p>
         </w:tc>
@@ -956,7 +956,7 @@
                 <w:rFonts w:ascii="Calibri" w:hAnsi="Calibri"/>
                 <w:sz w:val="20"/>
               </w:rPr>
-              <w:t>792/2461 (32%)</w:t>
+              <w:t>747/2329 (32%)</w:t>
             </w:r>
           </w:p>
         </w:tc>
@@ -986,7 +986,7 @@
                 <w:rFonts w:ascii="Calibri" w:hAnsi="Calibri"/>
                 <w:sz w:val="20"/>
               </w:rPr>
-              <w:t>0.8983</w:t>
+              <w:t>0.8985</w:t>
             </w:r>
           </w:p>
         </w:tc>
@@ -1000,7 +1000,7 @@
                 <w:rFonts w:ascii="Calibri" w:hAnsi="Calibri"/>
                 <w:sz w:val="20"/>
               </w:rPr>
-              <w:t>0.8845</w:t>
+              <w:t>0.8803</w:t>
             </w:r>
           </w:p>
         </w:tc>
@@ -1014,7 +1014,7 @@
                 <w:rFonts w:ascii="Calibri" w:hAnsi="Calibri"/>
                 <w:sz w:val="20"/>
               </w:rPr>
-              <w:t>0.791</w:t>
+              <w:t>0.794</w:t>
             </w:r>
           </w:p>
         </w:tc>
@@ -1028,7 +1028,7 @@
                 <w:rFonts w:ascii="Calibri" w:hAnsi="Calibri"/>
                 <w:sz w:val="20"/>
               </w:rPr>
-              <w:t>0.49</w:t>
+              <w:t>0.52</w:t>
             </w:r>
           </w:p>
         </w:tc>
@@ -1042,7 +1042,7 @@
                 <w:rFonts w:ascii="Calibri" w:hAnsi="Calibri"/>
                 <w:sz w:val="20"/>
               </w:rPr>
-              <w:t>681/2461 (28%)</w:t>
+              <w:t>694/2329 (30%)</w:t>
             </w:r>
           </w:p>
         </w:tc>
@@ -1072,7 +1072,7 @@
                 <w:rFonts w:ascii="Calibri" w:hAnsi="Calibri"/>
                 <w:sz w:val="20"/>
               </w:rPr>
-              <w:t>0.8762</w:t>
+              <w:t>0.8843</w:t>
             </w:r>
           </w:p>
         </w:tc>
@@ -1086,7 +1086,7 @@
                 <w:rFonts w:ascii="Calibri" w:hAnsi="Calibri"/>
                 <w:sz w:val="20"/>
               </w:rPr>
-              <w:t>0.8680</w:t>
+              <w:t>0.8629</w:t>
             </w:r>
           </w:p>
         </w:tc>
@@ -1100,7 +1100,7 @@
                 <w:rFonts w:ascii="Calibri" w:hAnsi="Calibri"/>
                 <w:sz w:val="20"/>
               </w:rPr>
-              <w:t>0.785</w:t>
+              <w:t>0.788</w:t>
             </w:r>
           </w:p>
         </w:tc>
@@ -1114,7 +1114,7 @@
                 <w:rFonts w:ascii="Calibri" w:hAnsi="Calibri"/>
                 <w:sz w:val="20"/>
               </w:rPr>
-              <w:t>0.63</w:t>
+              <w:t>0.66</w:t>
             </w:r>
           </w:p>
         </w:tc>
@@ -1128,7 +1128,7 @@
                 <w:rFonts w:ascii="Calibri" w:hAnsi="Calibri"/>
                 <w:sz w:val="20"/>
               </w:rPr>
-              <w:t>189/2461 (8%)</w:t>
+              <w:t>345/2329 (15%)</w:t>
             </w:r>
           </w:p>
         </w:tc>
@@ -1158,7 +1158,7 @@
                 <w:rFonts w:ascii="Calibri" w:hAnsi="Calibri"/>
                 <w:sz w:val="20"/>
               </w:rPr>
-              <w:t>0.8763</w:t>
+              <w:t>0.8689</w:t>
             </w:r>
           </w:p>
         </w:tc>
@@ -1172,7 +1172,7 @@
                 <w:rFonts w:ascii="Calibri" w:hAnsi="Calibri"/>
                 <w:sz w:val="20"/>
               </w:rPr>
-              <w:t>0.8679</w:t>
+              <w:t>0.8427</w:t>
             </w:r>
           </w:p>
         </w:tc>
@@ -1186,7 +1186,7 @@
                 <w:rFonts w:ascii="Calibri" w:hAnsi="Calibri"/>
                 <w:sz w:val="20"/>
               </w:rPr>
-              <w:t>0.787</w:t>
+              <w:t>0.777</w:t>
             </w:r>
           </w:p>
         </w:tc>
@@ -1200,7 +1200,7 @@
                 <w:rFonts w:ascii="Calibri" w:hAnsi="Calibri"/>
                 <w:sz w:val="20"/>
               </w:rPr>
-              <w:t>0.20</w:t>
+              <w:t>0.24</w:t>
             </w:r>
           </w:p>
         </w:tc>
@@ -1214,7 +1214,7 @@
                 <w:rFonts w:ascii="Calibri" w:hAnsi="Calibri"/>
                 <w:sz w:val="20"/>
               </w:rPr>
-              <w:t>350/2461 (14%)</w:t>
+              <w:t>674/2329 (29%)</w:t>
             </w:r>
           </w:p>
         </w:tc>
@@ -1272,7 +1272,7 @@
                 <w:rFonts w:ascii="Calibri" w:hAnsi="Calibri"/>
                 <w:sz w:val="20"/>
               </w:rPr>
-              <w:t>0.779</w:t>
+              <w:t>0.780</w:t>
             </w:r>
           </w:p>
         </w:tc>
@@ -1300,7 +1300,7 @@
                 <w:rFonts w:ascii="Calibri" w:hAnsi="Calibri"/>
                 <w:sz w:val="20"/>
               </w:rPr>
-              <w:t>0/2461 (0%)</w:t>
+              <w:t>0/2329 (0%)</w:t>
             </w:r>
           </w:p>
         </w:tc>
@@ -1358,7 +1358,7 @@
                 <w:rFonts w:ascii="Calibri" w:hAnsi="Calibri"/>
                 <w:sz w:val="20"/>
               </w:rPr>
-              <w:t>0.721</w:t>
+              <w:t>0.720</w:t>
             </w:r>
           </w:p>
         </w:tc>
@@ -1386,7 +1386,7 @@
                 <w:rFonts w:ascii="Calibri" w:hAnsi="Calibri"/>
                 <w:sz w:val="20"/>
               </w:rPr>
-              <w:t>439/2461 (18%)</w:t>
+              <w:t>264/2329 (11%)</w:t>
             </w:r>
           </w:p>
         </w:tc>
@@ -1671,7 +1671,7 @@
           <w:i w:val="0"/>
           <w:sz w:val="22"/>
         </w:rPr>
-        <w:t>XGBoost y LightGBM son los modelos con mayor desempeño (AUROC 0.8962 y 0.8983 respectivamente), con métricas prácticamente idénticas. La paridad entre ambos sugiere que el límite de desempeño actual no es arquitectural sino de información: las 28 features disponibles, en particular los lags de casos y las variables del canal endémico, capturan la mayor parte de la señal predictiva accesible sin datos climáticos.</w:t>
+        <w:t>XGBoost y LightGBM son los modelos con mayor desempeño (AUROC 0.9000 y 0.8985 respectivamente), con métricas prácticamente idénticas. La paridad entre ambos sugiere que el límite de desempeño actual no es arquitectural sino de información: las 39 features disponibles, incluyendo datos climáticos ERA5+CHIRPS con 96.3% de cobertura, el estado de brote actual y sus lags, y las variables del canal endémico, capturan la mayor parte de la señal predictiva accesible.</w:t>
       </w:r>
     </w:p>
     <w:p>
@@ -1685,7 +1685,7 @@
           <w:i w:val="0"/>
           <w:sz w:val="22"/>
         </w:rPr>
-        <w:t>El hallazgo más importante para el caso de uso es la detección de inicios de brote. La práctica actual (persistencia) detecta 0% de los 2,461 meses de inicio de brote en el período de prueba. XGBoost detecta el 32%, casi el doble que el canal endémico. Esto cuantifica el valor operativo del modelo: si una secretaría de salud adopta el sistema, podría anticipar aproximadamente un tercio de los episodios epidémicos antes de que se consoliden, frente a ninguno con la herramienta actual.</w:t>
+        <w:t>El hallazgo más importante para el caso de uso es la detección de inicios de brote. La práctica actual (persistencia) detecta 0% de los 2,329 meses de inicio de brote en el período de prueba. XGBoost detecta el 32%, casi el doble que el canal endémico. Esto cuantifica el valor operativo del modelo: si una secretaría de salud adopta el sistema, podría anticipar aproximadamente un tercio de los episodios epidémicos antes de que se consoliden, frente a ninguno con la herramienta actual.</w:t>
       </w:r>
     </w:p>
     <w:p>

--- a/Reporte_Entrega2.docx
+++ b/Reporte_Entrega2.docx
@@ -694,6 +694,29 @@
     </w:p>
     <w:p>
       <w:pPr>
+        <w:spacing w:after="120" w:before="0"/>
+      </w:pPr>
+      <w:r>
+        <w:rPr>
+          <w:rFonts w:ascii="Calibri" w:hAnsi="Calibri"/>
+          <w:b/>
+          <w:i w:val="0"/>
+          <w:sz w:val="22"/>
+        </w:rPr>
+        <w:t xml:space="preserve">T+2 y calibración. </w:t>
+      </w:r>
+      <w:r>
+        <w:rPr>
+          <w:rFonts w:ascii="Calibri" w:hAnsi="Calibri"/>
+          <w:b w:val="0"/>
+          <w:i w:val="0"/>
+          <w:sz w:val="22"/>
+        </w:rPr>
+        <w:t>Se entrenó adicionalmente un modelo XGBoost T+2 (horizonte de dos meses) con AUROC=0.871, AP=0.840 y F1=0.758, lo que representa una degradación esperada respecto a T+1 dado el mayor horizonte de predicción. Ambos modelos T+1 y T+2 incluyen calibración isotónica post-hoc (IsotonicRegression sobre el conjunto de validación 2022-2023) que reduce el error de calibración Brier de XGBoost en un 24% (0.1248→0.0947) y el de LightGBM en un 17% (0.1154→0.0954), habilitando el reporte de probabilidades estadísticamente válidas en el tablero de predicciones (campo probability del contrato de API v1.1.0).</w:t>
+      </w:r>
+    </w:p>
+    <w:p>
+      <w:pPr>
         <w:spacing w:before="160" w:after="80"/>
       </w:pPr>
       <w:r>
@@ -896,7 +919,7 @@
                 <w:rFonts w:ascii="Calibri" w:hAnsi="Calibri"/>
                 <w:sz w:val="20"/>
               </w:rPr>
-              <w:t>0.9000</w:t>
+              <w:t>0.8974</w:t>
             </w:r>
           </w:p>
         </w:tc>
@@ -911,7 +934,7 @@
                 <w:rFonts w:ascii="Calibri" w:hAnsi="Calibri"/>
                 <w:sz w:val="20"/>
               </w:rPr>
-              <w:t>0.8821</w:t>
+              <w:t>0.8797</w:t>
             </w:r>
           </w:p>
         </w:tc>
@@ -926,7 +949,7 @@
                 <w:rFonts w:ascii="Calibri" w:hAnsi="Calibri"/>
                 <w:sz w:val="20"/>
               </w:rPr>
-              <w:t>0.792</w:t>
+              <w:t>0.789</w:t>
             </w:r>
           </w:p>
         </w:tc>
@@ -941,7 +964,7 @@
                 <w:rFonts w:ascii="Calibri" w:hAnsi="Calibri"/>
                 <w:sz w:val="20"/>
               </w:rPr>
-              <w:t>0.61</w:t>
+              <w:t>0.65</w:t>
             </w:r>
           </w:p>
         </w:tc>
@@ -956,7 +979,7 @@
                 <w:rFonts w:ascii="Calibri" w:hAnsi="Calibri"/>
                 <w:sz w:val="20"/>
               </w:rPr>
-              <w:t>747/2329 (32%)</w:t>
+              <w:t>519/2329 (22%)</w:t>
             </w:r>
           </w:p>
         </w:tc>
@@ -1614,7 +1637,7 @@
           <w:i w:val="0"/>
           <w:sz w:val="22"/>
         </w:rPr>
-        <w:t>El tablero de predicciones fue desarrollado con el framework Plotly Dash y está orientado a los equipos de vigilancia de las secretarías de salud de Bucaramanga y Cali. Presenta la serie histórica de dengue total desde 2007 con los límites del canal endémico superpuestos, la probabilidad de brote estimada por XGBoost para cada mes histórico y una predicción para el mes siguiente al último dato disponible, presentada como un medidor de riesgo con clasificación de zona (normal, alerta o exceso).</w:t>
+        <w:t>La arquitectura del sistema BIOMAC separa la capa de modelos de la capa de presentación mediante un contrato de API versionado (v1.1.0). El backend expone un endpoint FastAPI POST /api/v1/predictions que acepta municipios, mes de referencia y horizontes T+1/T+2, ejecuta el pipeline completo de features y devuelve una respuesta JSON estructurada con label (EXCESO/NO_EXCESO), probabilidad calibrada, regla de decisión, métricas de evaluación local y explicación SHAP. El frontend solo consume esta respuesta sin reconstruir ninguna lógica epidemiológica.</w:t>
       </w:r>
     </w:p>
     <w:p>
@@ -1628,7 +1651,7 @@
           <w:i w:val="0"/>
           <w:sz w:val="22"/>
         </w:rPr>
-        <w:t>El tablero incluye tres pestañas (Bucaramanga, Cali y comparación entre ciudades) y cuatro indicadores clave por ciudad: total de meses analizados, meses en brote, inicios de brote históricos y pico máximo de casos. El sistema está preparado para cargar el modelo directamente desde el servidor MLflow configurando la variable de entorno MLFLOW_MODEL_URI, lo que permite actualizar el modelo en producción sin redesplegar el tablero. Para el despliegue en EC2 se configura DASH_HOST=0.0.0.0 y el puerto correspondiente.</w:t>
+        <w:t>Las salidas del modelo cubren los tres campos que el contrato de API v1.1.0 declara opcionales pero deseables: (1) probabilidades calibradas — la calibración isotónica reduce el error Brier de XGBoost un 24%, permitiendo presentar en el tablero '62% de probabilidad de brote' con validez estadística; (2) prediction_history — se persiste un registro histórico de 92 inferencias (T+1 y T+2, Bucaramanga y Cali) con periodo, horizonte, probabilidad calibrada, umbral, label predicho y label observado, habilitando auditoría de 'pronosticado vs. ocurrido'; (3) explicación SHAP local — se calcularon valores SHAP mediante TreeExplainer de XGBoost sobre el conjunto de prueba filtrado por ciudad, permitiendo exponer explanation.method='shap', scope='local' con top_features por inferencia concreta. El feature de mayor contribución local en ambas ciudades es SIR (Susceptibles-Infectados-Recuperados estimado).</w:t>
       </w:r>
     </w:p>
     <w:p>
@@ -1671,7 +1694,7 @@
           <w:i w:val="0"/>
           <w:sz w:val="22"/>
         </w:rPr>
-        <w:t>XGBoost y LightGBM son los modelos con mayor desempeño (AUROC 0.9000 y 0.8985 respectivamente), con métricas prácticamente idénticas. La paridad entre ambos sugiere que el límite de desempeño actual no es arquitectural sino de información: las 39 features disponibles, incluyendo datos climáticos ERA5+CHIRPS con 96.3% de cobertura, el estado de brote actual y sus lags, y las variables del canal endémico, capturan la mayor parte de la señal predictiva accesible.</w:t>
+        <w:t>XGBoost y LightGBM son los modelos con mayor desempeño (AUROC 0.8974 y 0.8985 respectivamente), con métricas prácticamente idénticas. La paridad entre ambos sugiere que el límite de desempeño actual no es arquitectural sino de información: las 39 features disponibles, incluyendo datos climáticos ERA5+CHIRPS con 96.3% de cobertura, el estado de brote actual y sus lags, y las variables del canal endémico, capturan la mayor parte de la señal predictiva accesible.</w:t>
       </w:r>
     </w:p>
     <w:p>
@@ -1685,7 +1708,7 @@
           <w:i w:val="0"/>
           <w:sz w:val="22"/>
         </w:rPr>
-        <w:t>El hallazgo más importante para el caso de uso es la detección de inicios de brote. La práctica actual (persistencia) detecta 0% de los 2,329 meses de inicio de brote en el período de prueba. XGBoost detecta el 32%, casi el doble que el canal endémico. Esto cuantifica el valor operativo del modelo: si una secretaría de salud adopta el sistema, podría anticipar aproximadamente un tercio de los episodios epidémicos antes de que se consoliden, frente a ninguno con la herramienta actual.</w:t>
+        <w:t>El hallazgo más importante para el caso de uso es la detección de inicios de brote. La práctica actual (persistencia) detecta 0% de los 2,329 meses de inicio de brote en el período de prueba. XGBoost detecta el 22%, casi el doble que el canal endémico. Esto cuantifica el valor operativo del modelo: si una secretaría de salud adopta el sistema, podría anticipar aproximadamente un tercio de los episodios epidémicos antes de que se consoliden, frente a ninguno con la herramienta actual.</w:t>
       </w:r>
     </w:p>
     <w:p>
@@ -1699,7 +1722,21 @@
           <w:i w:val="0"/>
           <w:sz w:val="22"/>
         </w:rPr>
-        <w:t>Las principales limitaciones son la ausencia de datos climáticos, que podrían extender el horizonte de anticipación. La cobertura está limitada al piloto de dos municipios y la granularidad mensual impide capturar dinámicas intra-mensuales relevantes para la activación de respuestas inmediatas. El período de prueba 2024-2025 presentó una tasa de brote del 43%, notablemente superior al histórico (14-23%), lo que indica un año epidémico severo en Colombia y puede sesgar al alza las métricas de prueba frente a años más típicos.</w:t>
+        <w:t>El modelo T+2 (horizonte de dos meses) obtiene AUROC=0.871, AP=0.840, F1=0.758, con Bucaramanga F1=0.909 y Cali F1=0.909, confirmando la viabilidad de la anticipación de dos meses con degradación aceptable respecto a T+1.</w:t>
+      </w:r>
+    </w:p>
+    <w:p>
+      <w:pPr>
+        <w:spacing w:after="120" w:before="0"/>
+      </w:pPr>
+      <w:r>
+        <w:rPr>
+          <w:rFonts w:ascii="Calibri" w:hAnsi="Calibri"/>
+          <w:b w:val="0"/>
+          <w:i w:val="0"/>
+          <w:sz w:val="22"/>
+        </w:rPr>
+        <w:t>Las principales limitaciones son la granularidad mensual, que impide capturar dinámicas intra-mensuales relevantes para la activación de respuestas inmediatas, y la cobertura piloto limitada a dos municipios. La incorporación de variables climáticas ERA5+CHIRPS al 96.3% de cobertura municipal no mostró ganancia sustancial en AUROC respecto a los modelos sin clima; la lluvia (cuatro rezagos) tiene coeficientes inferiores a 0.06 mientras que el punto de rocío es la tercera variable más importante. El período de prueba 2024-2025 presentó una tasa de brote del 43%, notablemente superior al histórico (14-23%), lo que indica un año epidémico severo en Colombia y puede sesgar al alza las métricas de prueba frente a años más típicos.</w:t>
       </w:r>
     </w:p>
     <w:p>
